--- a/docs/6. Diagramas/VERSION_FINAL_DIAGRAMAS_CLIENTE_DESARROLLADORES_SGR_LAFT.docx
+++ b/docs/6. Diagramas/VERSION_FINAL_DIAGRAMAS_CLIENTE_DESARROLLADORES_SGR_LAFT.docx
@@ -307,7 +307,7 @@
                 <w:color w:val="000000"/>
                 <w:sz w:val="18"/>
               </w:rPr>
-              <w:t xml:space="preserve"> por modulo</w:t>
+              <w:t xml:space="preserve"> por módulo</w:t>
             </w:r>
           </w:p>
         </w:tc>
@@ -673,13 +673,13 @@
         <w:t>autenticación</w:t>
       </w:r>
       <w:r>
-        <w:t xml:space="preserve">, permisos por modulo, </w:t>
+        <w:t xml:space="preserve">, permisos por módulo, </w:t>
       </w:r>
       <w:r>
         <w:t>configuración</w:t>
       </w:r>
       <w:r>
-        <w:t xml:space="preserve"> institucional, monitoreo de listas, seguimiento de positivos, evidencias, reportes/exportaciones y auditoria. La arquitectura se estructura en API, controladores, servicios, repositorios, base de datos Oracle, middleware de errores, JWT y logs.</w:t>
+        <w:t xml:space="preserve"> institucional, monitoreo de listas, seguimiento de positivos, evidencias, reportes/exportaciones y auditoría. La arquitectura se estructura en API, controladores, servicios, repositorios, base de datos Oracle, middleware de errores, JWT y logs.</w:t>
       </w:r>
     </w:p>
     <w:p>
@@ -702,7 +702,7 @@
         <w:t>técnica</w:t>
       </w:r>
       <w:r>
-        <w:t xml:space="preserve">, sino como un paquete dual por modulo. Cada proceso queda explicado para cliente y para desarrolladores, permitiendo usar el mismo documento en reuniones funcionales y en sesiones </w:t>
+        <w:t xml:space="preserve">, sino como un paquete dual por módulo. Cada proceso queda explicado para cliente y para desarrolladores, permitiendo usar el mismo documento en reuniones funcionales y en sesiones </w:t>
       </w:r>
       <w:r>
         <w:t>técnicas</w:t>
@@ -896,7 +896,7 @@
                 <w:color w:val="000000"/>
                 <w:sz w:val="18"/>
               </w:rPr>
-              <w:t>Estado real del sistema, pendientes y recomendaciones por modulo.</w:t>
+              <w:t>Estado real del sistema, pendientes y recomendaciones por módulo.</w:t>
             </w:r>
           </w:p>
         </w:tc>
@@ -976,7 +976,7 @@
                 <w:color w:val="FFFFFF"/>
                 <w:sz w:val="18"/>
               </w:rPr>
-              <w:t>Modulo / componente</w:t>
+              <w:t>Módulo / componente</w:t>
             </w:r>
           </w:p>
         </w:tc>
@@ -1273,7 +1273,7 @@
                 <w:color w:val="000000"/>
                 <w:sz w:val="18"/>
               </w:rPr>
-              <w:t xml:space="preserve"> y auditoria.</w:t>
+              <w:t xml:space="preserve"> y auditoría.</w:t>
             </w:r>
           </w:p>
         </w:tc>
@@ -1442,7 +1442,7 @@
                 <w:color w:val="000000"/>
                 <w:sz w:val="18"/>
               </w:rPr>
-              <w:t>Auditoria</w:t>
+              <w:t>Auditoría</w:t>
             </w:r>
           </w:p>
         </w:tc>
@@ -2216,7 +2216,7 @@
                 <w:color w:val="000000"/>
                 <w:sz w:val="18"/>
               </w:rPr>
-              <w:t>Reportes y auditoria</w:t>
+              <w:t>Reportes y auditoría</w:t>
             </w:r>
           </w:p>
         </w:tc>
@@ -2266,7 +2266,7 @@
                 <w:color w:val="000000"/>
                 <w:sz w:val="18"/>
               </w:rPr>
-              <w:t>Auditoria transversal</w:t>
+              <w:t>Auditoría transversal</w:t>
             </w:r>
           </w:p>
         </w:tc>
@@ -2421,7 +2421,7 @@
         <w:t>acción</w:t>
       </w:r>
       <w:r>
-        <w:t xml:space="preserve"> queda registrada para auditoria.</w:t>
+        <w:t xml:space="preserve"> queda registrada para auditoría.</w:t>
       </w:r>
     </w:p>
     <w:p>
@@ -2498,7 +2498,7 @@
         <w:t>autorización</w:t>
       </w:r>
       <w:r>
-        <w:t>, logs y auditoria.</w:t>
+        <w:t>, logs y auditoría.</w:t>
       </w:r>
     </w:p>
     <w:p>
@@ -2634,7 +2634,7 @@
     </w:p>
     <w:p>
       <w:r>
-        <w:t>Relaciona AuthController, AuthService, UsuarioRepository, Active Directory, JWT, refresh tokens y auditoria.</w:t>
+        <w:t>Relaciona AuthController, AuthService, UsuarioRepository, Active Directory, JWT, refresh tokens y auditoría.</w:t>
       </w:r>
     </w:p>
     <w:p>
@@ -2770,7 +2770,7 @@
         <w:t>técnico</w:t>
       </w:r>
       <w:r>
-        <w:t xml:space="preserve"> de ListasController, ListasRepository, consultas, positivos, evidencias, listas cautela y auditoria.</w:t>
+        <w:t xml:space="preserve"> de ListasController, ListasRepository, consultas, positivos, evidencias, listas cautela y auditoría.</w:t>
       </w:r>
     </w:p>
     <w:p>
@@ -3066,7 +3066,7 @@
         <w:t>configuración</w:t>
       </w:r>
       <w:r>
-        <w:t xml:space="preserve"> y auditoria.</w:t>
+        <w:t xml:space="preserve"> y auditoría.</w:t>
       </w:r>
     </w:p>
     <w:p>
@@ -3125,8 +3125,7 @@
         <w:pStyle w:val="Ttulo1"/>
       </w:pPr>
       <w:r>
-        <w:lastRenderedPageBreak/>
-        <w:t>11. Reportes y auditoria para cliente</w:t>
+        <w:t>11. Reportes y auditoría para cliente</w:t>
       </w:r>
     </w:p>
     <w:p>
@@ -3196,13 +3195,12 @@
         <w:pStyle w:val="Ttulo1"/>
       </w:pPr>
       <w:r>
-        <w:lastRenderedPageBreak/>
-        <w:t>12. Auditoria para desarrolladores</w:t>
+        <w:t>12. Auditoría para desarrolladores</w:t>
       </w:r>
     </w:p>
     <w:p>
       <w:r>
-        <w:t xml:space="preserve">Explica la auditoria transversal: registro central, </w:t>
+        <w:t xml:space="preserve">Explica la auditoría transversal: registro central, </w:t>
       </w:r>
       <w:r>
         <w:t>bitácora</w:t>
@@ -3350,7 +3348,7 @@
         <w:t>cálculos</w:t>
       </w:r>
       <w:r>
-        <w:t xml:space="preserve"> en backend y auditoria.</w:t>
+        <w:t xml:space="preserve"> en backend y auditoría.</w:t>
       </w:r>
     </w:p>
     <w:p>
@@ -3409,8 +3407,7 @@
         <w:pStyle w:val="Ttulo1"/>
       </w:pPr>
       <w:r>
-        <w:lastRenderedPageBreak/>
-        <w:t>Matriz final por modulo</w:t>
+        <w:t>Matriz final por módulo</w:t>
       </w:r>
     </w:p>
     <w:tbl>
@@ -3443,7 +3440,7 @@
                 <w:color w:val="FFFFFF"/>
                 <w:sz w:val="18"/>
               </w:rPr>
-              <w:t>Modulo</w:t>
+              <w:t>Módulo</w:t>
             </w:r>
           </w:p>
         </w:tc>
@@ -3730,7 +3727,7 @@
                 <w:color w:val="000000"/>
                 <w:sz w:val="18"/>
               </w:rPr>
-              <w:t>, slides, uploads y auditoria.</w:t>
+              <w:t>, slides, uploads y auditoría.</w:t>
             </w:r>
           </w:p>
         </w:tc>
@@ -3937,7 +3934,7 @@
                 <w:color w:val="000000"/>
                 <w:sz w:val="18"/>
               </w:rPr>
-              <w:t>Auditoria</w:t>
+              <w:t>Auditoría</w:t>
             </w:r>
           </w:p>
         </w:tc>
@@ -4074,7 +4071,7 @@
                 <w:color w:val="000000"/>
                 <w:sz w:val="18"/>
               </w:rPr>
-              <w:t xml:space="preserve"> y auditoria.</w:t>
+              <w:t xml:space="preserve"> y auditoría.</w:t>
             </w:r>
           </w:p>
         </w:tc>
@@ -4274,7 +4271,7 @@
                 <w:color w:val="000000"/>
                 <w:sz w:val="18"/>
               </w:rPr>
-              <w:t xml:space="preserve"> critica en servicios</w:t>
+              <w:t xml:space="preserve"> crítica en servicios</w:t>
             </w:r>
           </w:p>
         </w:tc>
@@ -4323,7 +4320,7 @@
                 <w:color w:val="000000"/>
                 <w:sz w:val="18"/>
               </w:rPr>
-              <w:t>Auditoria obligatoria</w:t>
+              <w:t>Auditoría obligatoria</w:t>
             </w:r>
           </w:p>
         </w:tc>
@@ -4394,7 +4391,7 @@
                 <w:color w:val="000000"/>
                 <w:sz w:val="18"/>
               </w:rPr>
-              <w:t xml:space="preserve"> debe registrar auditoria.</w:t>
+              <w:t xml:space="preserve"> debe registrar auditoría.</w:t>
             </w:r>
           </w:p>
         </w:tc>
@@ -4554,7 +4551,7 @@
                 <w:color w:val="000000"/>
                 <w:sz w:val="18"/>
               </w:rPr>
-              <w:t xml:space="preserve"> por modulo</w:t>
+              <w:t xml:space="preserve"> por módulo</w:t>
             </w:r>
           </w:p>
         </w:tc>
@@ -4808,7 +4805,7 @@
           <w:b/>
           <w:color w:val="0B1F33"/>
         </w:rPr>
-        <w:t xml:space="preserve"> clara de componentes, responsabilidades y flujo interno por modulo.</w:t>
+        <w:t xml:space="preserve"> clara de componentes, responsabilidades y flujo interno por módulo.</w:t>
       </w:r>
     </w:p>
     <w:p>
@@ -4849,6 +4846,8 @@
       </w:r>
     </w:p>
     <w:sectPr>
+      <w:headerReference w:type="default" r:id="rId22"/>
+      <w:footerReference w:type="default" r:id="rId23"/>
       <w:pgSz w:w="12240" w:h="15840"/>
       <w:pgMar w:top="792" w:right="864" w:bottom="792" w:left="864" w:header="720" w:footer="720" w:gutter="0"/>
       <w:cols w:space="720"/>
@@ -4856,6 +4855,26 @@
     </w:sectPr>
   </w:body>
 </w:document>
+</file>
+
+<file path=word/footer1.xml><?xml version="1.0" encoding="utf-8"?>
+<w:ftr xmlns:m="http://schemas.openxmlformats.org/officeDocument/2006/math" xmlns:mc="http://schemas.openxmlformats.org/markup-compatibility/2006" xmlns:mo="http://schemas.microsoft.com/office/mac/office/2008/main" xmlns:mv="urn:schemas-microsoft-com:mac:vml" xmlns:o="urn:schemas-microsoft-com:office:office" xmlns:r="http://schemas.openxmlformats.org/officeDocument/2006/relationships" xmlns:v="urn:schemas-microsoft-com:vml" xmlns:w10="urn:schemas-microsoft-com:office:word" xmlns:w14="http://schemas.microsoft.com/office/word/2010/wordml" xmlns:w="http://schemas.openxmlformats.org/wordprocessingml/2006/main" xmlns:wne="http://schemas.microsoft.com/office/word/2006/wordml" xmlns:wp14="http://schemas.microsoft.com/office/word/2010/wordprocessingDrawing" xmlns:wp="http://schemas.openxmlformats.org/drawingml/2006/wordprocessingDrawing" xmlns:wpc="http://schemas.microsoft.com/office/word/2010/wordprocessingCanvas" xmlns:wpg="http://schemas.microsoft.com/office/word/2010/wordprocessingGroup" xmlns:wpi="http://schemas.microsoft.com/office/word/2010/wordprocessingInk" xmlns:wps="http://schemas.microsoft.com/office/word/2010/wordprocessingShape" mc:Ignorable="w14 wp14">
+  <w:p>
+    <w:pPr>
+      <w:pStyle w:val="Footer"/>
+    </w:pPr>
+  </w:p>
+</w:ftr>
+</file>
+
+<file path=word/header1.xml><?xml version="1.0" encoding="utf-8"?>
+<w:hdr xmlns:m="http://schemas.openxmlformats.org/officeDocument/2006/math" xmlns:mc="http://schemas.openxmlformats.org/markup-compatibility/2006" xmlns:mo="http://schemas.microsoft.com/office/mac/office/2008/main" xmlns:mv="urn:schemas-microsoft-com:mac:vml" xmlns:o="urn:schemas-microsoft-com:office:office" xmlns:r="http://schemas.openxmlformats.org/officeDocument/2006/relationships" xmlns:v="urn:schemas-microsoft-com:vml" xmlns:w10="urn:schemas-microsoft-com:office:word" xmlns:w14="http://schemas.microsoft.com/office/word/2010/wordml" xmlns:w="http://schemas.openxmlformats.org/wordprocessingml/2006/main" xmlns:wne="http://schemas.microsoft.com/office/word/2006/wordml" xmlns:wp14="http://schemas.microsoft.com/office/word/2010/wordprocessingDrawing" xmlns:wp="http://schemas.openxmlformats.org/drawingml/2006/wordprocessingDrawing" xmlns:wpc="http://schemas.microsoft.com/office/word/2010/wordprocessingCanvas" xmlns:wpg="http://schemas.microsoft.com/office/word/2010/wordprocessingGroup" xmlns:wpi="http://schemas.microsoft.com/office/word/2010/wordprocessingInk" xmlns:wps="http://schemas.microsoft.com/office/word/2010/wordprocessingShape" mc:Ignorable="w14 wp14">
+  <w:p>
+    <w:pPr>
+      <w:pStyle w:val="Header"/>
+    </w:pPr>
+  </w:p>
+</w:hdr>
 </file>
 
 <file path=word/numbering.xml><?xml version="1.0" encoding="utf-8"?>
